--- a/presentation/RetainIQ_Live_Demo_Runbook.docx
+++ b/presentation/RetainIQ_Live_Demo_Runbook.docx
@@ -134,7 +134,7 @@
           <w:b/>
           <w:bCs/>
         </w:rPr>
-        <w:t xml:space="preserve">467 passed</w:t>
+        <w:t xml:space="preserve">487 passed</w:t>
       </w:r>
       <w:r>
         <w:rPr>
@@ -2567,7 +2567,7 @@
                 <w:b w:val="false"/>
                 <w:bCs w:val="false"/>
               </w:rPr>
-              <w:t xml:space="preserve">Lint, 467 tests, calibration gates. 2 min 20 s: offer it, say it has already been run.</w:t>
+              <w:t xml:space="preserve">Lint, 487 tests, calibration gates. 2 min 20 s: offer it, say it has already been run.</w:t>
             </w:r>
           </w:p>
         </w:tc>
@@ -2705,7 +2705,7 @@
                 <w:b w:val="false"/>
                 <w:bCs w:val="false"/>
               </w:rPr>
-              <w:t xml:space="preserve">67 logged decisions with their reasoning, including the two bugs found in our own code.</w:t>
+              <w:t xml:space="preserve">68 logged decisions with their reasoning, including the two bugs found in our own code and the prior-art correction.</w:t>
             </w:r>
           </w:p>
         </w:tc>
@@ -3455,7 +3455,7 @@
           <w:sz w:val="17"/>
           <w:szCs w:val="17"/>
         </w:rPr>
-        <w:t xml:space="preserve">make check          # expect 467 passed, RESULT: ALL TARGETS MET twice</w:t>
+        <w:t xml:space="preserve">make check          # expect 487 passed, RESULT: ALL TARGETS MET twice</w:t>
       </w:r>
     </w:p>
     <w:p>

--- a/presentation/RetainIQ_Live_Demo_Runbook.docx
+++ b/presentation/RetainIQ_Live_Demo_Runbook.docx
@@ -134,7 +134,7 @@
           <w:b/>
           <w:bCs/>
         </w:rPr>
-        <w:t xml:space="preserve">487 passed</w:t>
+        <w:t xml:space="preserve">558 passed</w:t>
       </w:r>
       <w:r>
         <w:rPr>
@@ -1428,7 +1428,21 @@
                 <w:b w:val="false"/>
                 <w:bCs w:val="false"/>
               </w:rPr>
-              <w:t xml:space="preserve">, median 153.12; writes the report and two worklists</w:t>
+              <w:t xml:space="preserve">, median 153.12; </w:t>
+            </w:r>
+            <w:r>
+              <w:rPr>
+                <w:b/>
+                <w:bCs/>
+              </w:rPr>
+              <w:t xml:space="preserve">currency: USD (read from the export)</w:t>
+            </w:r>
+            <w:r>
+              <w:rPr>
+                <w:b w:val="false"/>
+                <w:bCs w:val="false"/>
+              </w:rPr>
+              <w:t xml:space="preserve">; a line saying failed payments will be reported as not measured; writes the report and two worklists</w:t>
             </w:r>
           </w:p>
         </w:tc>
@@ -1458,7 +1472,7 @@
                 <w:b w:val="false"/>
                 <w:bCs w:val="false"/>
               </w:rPr>
-              <w:t xml:space="preserve">“Once I confirm the units, the same command runs, and the assumption is recorded in the output.”</w:t>
+              <w:t xml:space="preserve">“Once I confirm the units, the same command runs, and the assumption is recorded in the output. It read the currency from the file, and it tells me up front what it cannot measure without invoices.”</w:t>
             </w:r>
           </w:p>
         </w:tc>
@@ -2567,7 +2581,7 @@
                 <w:b w:val="false"/>
                 <w:bCs w:val="false"/>
               </w:rPr>
-              <w:t xml:space="preserve">Lint, 487 tests, calibration gates. 2 min 20 s: offer it, say it has already been run.</w:t>
+              <w:t xml:space="preserve">Lint, 558 tests, calibration gates. 2 min 20 s: offer it, say it has already been run.</w:t>
             </w:r>
           </w:p>
         </w:tc>
@@ -2705,7 +2719,7 @@
                 <w:b w:val="false"/>
                 <w:bCs w:val="false"/>
               </w:rPr>
-              <w:t xml:space="preserve">68 logged decisions with their reasoning, including the two bugs found in our own code and the prior-art correction.</w:t>
+              <w:t xml:space="preserve">71 logged decisions with their reasoning, including the two bugs found in our own code and the prior-art correction.</w:t>
             </w:r>
           </w:p>
         </w:tc>
@@ -3455,7 +3469,7 @@
           <w:sz w:val="17"/>
           <w:szCs w:val="17"/>
         </w:rPr>
-        <w:t xml:space="preserve">make check          # expect 487 passed, RESULT: ALL TARGETS MET twice</w:t>
+        <w:t xml:space="preserve">make check          # expect 558 passed, RESULT: ALL TARGETS MET twice</w:t>
       </w:r>
     </w:p>
     <w:p>

--- a/presentation/RetainIQ_Live_Demo_Runbook.docx
+++ b/presentation/RetainIQ_Live_Demo_Runbook.docx
@@ -94,7 +94,7 @@
           <w:sz w:val="17"/>
           <w:szCs w:val="17"/>
         </w:rPr>
-        <w:t xml:space="preserve">make check          # 2 min 20 s — run it NOW, not in front of them</w:t>
+        <w:t xml:space="preserve">make check          # about 2.5 min on mains power, 4 min on battery — run it NOW, not in front of them</w:t>
       </w:r>
     </w:p>
     <w:p>
@@ -134,7 +134,7 @@
           <w:b/>
           <w:bCs/>
         </w:rPr>
-        <w:t xml:space="preserve">558 passed</w:t>
+        <w:t xml:space="preserve">590 passed</w:t>
       </w:r>
       <w:r>
         <w:rPr>
@@ -2581,7 +2581,7 @@
                 <w:b w:val="false"/>
                 <w:bCs w:val="false"/>
               </w:rPr>
-              <w:t xml:space="preserve">Lint, 558 tests, calibration gates. 2 min 20 s: offer it, say it has already been run.</w:t>
+              <w:t xml:space="preserve">Lint, 590 tests, calibration gates. About two and a half minutes on mains power and about four on battery, so plug the laptop in: offer it, say it has already been run.</w:t>
             </w:r>
           </w:p>
         </w:tc>
@@ -2719,7 +2719,7 @@
                 <w:b w:val="false"/>
                 <w:bCs w:val="false"/>
               </w:rPr>
-              <w:t xml:space="preserve">71 logged decisions with their reasoning, including the two bugs found in our own code and the prior-art correction.</w:t>
+              <w:t xml:space="preserve">73 logged decisions with their reasoning, including the two bugs found in our own code and the prior-art correction.</w:t>
             </w:r>
           </w:p>
         </w:tc>
@@ -3469,7 +3469,7 @@
           <w:sz w:val="17"/>
           <w:szCs w:val="17"/>
         </w:rPr>
-        <w:t xml:space="preserve">make check          # expect 558 passed, RESULT: ALL TARGETS MET twice</w:t>
+        <w:t xml:space="preserve">make check          # expect 590 passed, RESULT: ALL TARGETS MET twice</w:t>
       </w:r>
     </w:p>
     <w:p>

--- a/presentation/RetainIQ_Live_Demo_Runbook.docx
+++ b/presentation/RetainIQ_Live_Demo_Runbook.docx
@@ -94,7 +94,7 @@
           <w:sz w:val="17"/>
           <w:szCs w:val="17"/>
         </w:rPr>
-        <w:t xml:space="preserve">make check          # about 2.5 min on mains power, 4 min on battery — run it NOW, not in front of them</w:t>
+        <w:t xml:space="preserve">make check          # a little over 3 min on mains power, longer on battery — run it NOW, not in front of them</w:t>
       </w:r>
     </w:p>
     <w:p>
@@ -134,7 +134,7 @@
           <w:b/>
           <w:bCs/>
         </w:rPr>
-        <w:t xml:space="preserve">590 passed</w:t>
+        <w:t xml:space="preserve">721 passed</w:t>
       </w:r>
       <w:r>
         <w:rPr>
@@ -2581,7 +2581,7 @@
                 <w:b w:val="false"/>
                 <w:bCs w:val="false"/>
               </w:rPr>
-              <w:t xml:space="preserve">Lint, 590 tests, calibration gates. About two and a half minutes on mains power and about four on battery, so plug the laptop in: offer it, say it has already been run.</w:t>
+              <w:t xml:space="preserve">Lint, 721 tests, calibration gates. A little over three minutes on mains power and longer on battery, so plug the laptop in: offer it, say it has already been run.</w:t>
             </w:r>
           </w:p>
         </w:tc>
@@ -3469,7 +3469,7 @@
           <w:sz w:val="17"/>
           <w:szCs w:val="17"/>
         </w:rPr>
-        <w:t xml:space="preserve">make check          # expect 590 passed, RESULT: ALL TARGETS MET twice</w:t>
+        <w:t xml:space="preserve">make check          # expect 721 passed, RESULT: ALL TARGETS MET twice</w:t>
       </w:r>
     </w:p>
     <w:p>

--- a/presentation/RetainIQ_Live_Demo_Runbook.docx
+++ b/presentation/RetainIQ_Live_Demo_Runbook.docx
@@ -94,7 +94,7 @@
           <w:sz w:val="17"/>
           <w:szCs w:val="17"/>
         </w:rPr>
-        <w:t xml:space="preserve">make check          # a little over 3 min on mains power, longer on battery — run it NOW, not in front of them</w:t>
+        <w:t xml:space="preserve">make check          # about 5.5 min on battery, less on mains power — run it NOW, not in front of them</w:t>
       </w:r>
     </w:p>
     <w:p>
@@ -134,7 +134,7 @@
           <w:b/>
           <w:bCs/>
         </w:rPr>
-        <w:t xml:space="preserve">721 passed</w:t>
+        <w:t xml:space="preserve">750 passed</w:t>
       </w:r>
       <w:r>
         <w:rPr>
@@ -2581,7 +2581,7 @@
                 <w:b w:val="false"/>
                 <w:bCs w:val="false"/>
               </w:rPr>
-              <w:t xml:space="preserve">Lint, 721 tests, calibration gates. A little over three minutes on mains power and longer on battery, so plug the laptop in: offer it, say it has already been run.</w:t>
+              <w:t xml:space="preserve">Lint, 750 tests, calibration gates. About five and a half minutes on battery and less on mains power, so plug the laptop in: offer it, say it has already been run.</w:t>
             </w:r>
           </w:p>
         </w:tc>
@@ -3469,7 +3469,7 @@
           <w:sz w:val="17"/>
           <w:szCs w:val="17"/>
         </w:rPr>
-        <w:t xml:space="preserve">make check          # expect 721 passed, RESULT: ALL TARGETS MET twice</w:t>
+        <w:t xml:space="preserve">make check          # expect 750 passed, RESULT: ALL TARGETS MET twice</w:t>
       </w:r>
     </w:p>
     <w:p>
